--- a/docs/word/how_it_works.docx
+++ b/docs/word/how_it_works.docx
@@ -529,19 +529,19 @@
         <w:t xml:space="preserve"> </w:t>
       </w:r>
       <w:r>
-        <w:t xml:space="preserve">all the others; opening a single well costs a few hundred kilobytes. Unsorted,</w:t>
-      </w:r>
-      <w:r>
-        <w:t xml:space="preserve"> </w:t>
-      </w:r>
-      <w:r>
-        <w:t xml:space="preserve">that well's rows are scattered through every row group, no statistics can exclude</w:t>
-      </w:r>
-      <w:r>
-        <w:t xml:space="preserve"> </w:t>
-      </w:r>
-      <w:r>
-        <w:t xml:space="preserve">anything, and reading one well means reading the whole file.</w:t>
+        <w:t xml:space="preserve">all the others. Unsorted, that well's rows are scattered through every row group,</w:t>
+      </w:r>
+      <w:r>
+        <w:t xml:space="preserve"> </w:t>
+      </w:r>
+      <w:r>
+        <w:t xml:space="preserve">no statistics can exclude anything, and reading one well means reading the whole</w:t>
+      </w:r>
+      <w:r>
+        <w:t xml:space="preserve"> </w:t>
+      </w:r>
+      <w:r>
+        <w:t xml:space="preserve">file.</w:t>
       </w:r>
     </w:p>
     <w:p>
@@ -549,13 +549,163 @@
         <w:pStyle w:val="BodyText"/>
       </w:pPr>
       <w:r>
-        <w:t xml:space="preserve">Same bytes, same format, same reader. The sort order is the entire difference</w:t>
-      </w:r>
-      <w:r>
-        <w:t xml:space="preserve"> </w:t>
-      </w:r>
-      <w:r>
-        <w:t xml:space="preserve">between a 300 KB request and a 97 MB one.</w:t>
+        <w:t xml:space="preserve">Two things had to be true before that theory produced the practice, and both</w:t>
+      </w:r>
+      <w:r>
+        <w:t xml:space="preserve"> </w:t>
+      </w:r>
+      <w:r>
+        <w:t xml:space="preserve">were wrong in the first version:</w:t>
+      </w:r>
+    </w:p>
+    <w:p>
+      <w:pPr>
+        <w:pStyle w:val="BodyText"/>
+      </w:pPr>
+      <w:r>
+        <w:rPr>
+          <w:b/>
+          <w:bCs/>
+        </w:rPr>
+        <w:t xml:space="preserve">The reader has to actually prune.</w:t>
+      </w:r>
+      <w:r>
+        <w:t xml:space="preserve"> </w:t>
+      </w:r>
+      <w:r>
+        <w:t xml:space="preserve">The obvious implementation asks hyparquet</w:t>
+      </w:r>
+      <w:r>
+        <w:t xml:space="preserve"> </w:t>
+      </w:r>
+      <w:r>
+        <w:t xml:space="preserve">for the file and filters rows in JavaScript. That is correct and it downloads</w:t>
+      </w:r>
+      <w:r>
+        <w:t xml:space="preserve"> </w:t>
+      </w:r>
+      <w:r>
+        <w:t xml:space="preserve">every byte — the pruning never happens, because nothing ever consulted the</w:t>
+      </w:r>
+      <w:r>
+        <w:t xml:space="preserve"> </w:t>
+      </w:r>
+      <w:r>
+        <w:t xml:space="preserve">statistics.</w:t>
+      </w:r>
+      <w:r>
+        <w:t xml:space="preserve"> </w:t>
+      </w:r>
+      <w:r>
+        <w:rPr>
+          <w:rStyle w:val="VerbatimChar"/>
+        </w:rPr>
+        <w:t xml:space="preserve">loadWellHistory</w:t>
+      </w:r>
+      <w:r>
+        <w:t xml:space="preserve"> </w:t>
+      </w:r>
+      <w:r>
+        <w:t xml:space="preserve">now reads the footer itself, compares</w:t>
+      </w:r>
+      <w:r>
+        <w:t xml:space="preserve"> </w:t>
+      </w:r>
+      <w:r>
+        <w:rPr>
+          <w:rStyle w:val="VerbatimChar"/>
+        </w:rPr>
+        <w:t xml:space="preserve">idpozo</w:t>
+      </w:r>
+      <w:r>
+        <w:t xml:space="preserve"> </w:t>
+      </w:r>
+      <w:r>
+        <w:t xml:space="preserve">against each row group's min/max, and reads only the row ranges that can match.</w:t>
+      </w:r>
+    </w:p>
+    <w:p>
+      <w:pPr>
+        <w:pStyle w:val="BodyText"/>
+      </w:pPr>
+      <w:r>
+        <w:rPr>
+          <w:b/>
+          <w:bCs/>
+        </w:rPr>
+        <w:t xml:space="preserve">Row-group size is the resolution of the pruning.</w:t>
+      </w:r>
+      <w:r>
+        <w:t xml:space="preserve"> </w:t>
+      </w:r>
+      <w:r>
+        <w:t xml:space="preserve">A row group is the smallest</w:t>
+      </w:r>
+      <w:r>
+        <w:t xml:space="preserve"> </w:t>
+      </w:r>
+      <w:r>
+        <w:t xml:space="preserve">unit that can be skipped, so it decides the floor on what one query costs. At</w:t>
+      </w:r>
+      <w:r>
+        <w:t xml:space="preserve"> </w:t>
+      </w:r>
+      <w:r>
+        <w:t xml:space="preserve">50,000 rows per group each group was ~300 KB and one well pulled 10.4 MB across</w:t>
+      </w:r>
+      <w:r>
+        <w:t xml:space="preserve"> </w:t>
+      </w:r>
+      <w:r>
+        <w:t xml:space="preserve">twenty files. At 5,000 rows, plus only fetching the years the well actually</w:t>
+      </w:r>
+      <w:r>
+        <w:t xml:space="preserve"> </w:t>
+      </w:r>
+      <w:r>
+        <w:t xml:space="preserve">produced in, the same well costs</w:t>
+      </w:r>
+      <w:r>
+        <w:t xml:space="preserve"> </w:t>
+      </w:r>
+      <w:r>
+        <w:rPr>
+          <w:b/>
+          <w:bCs/>
+        </w:rPr>
+        <w:t xml:space="preserve">1.2 MB in 14 requests, 219 ms</w:t>
+      </w:r>
+      <w:r>
+        <w:t xml:space="preserve"> </w:t>
+      </w:r>
+      <w:r>
+        <w:t xml:space="preserve">— 1.1% of the</w:t>
+      </w:r>
+      <w:r>
+        <w:t xml:space="preserve"> </w:t>
+      </w:r>
+      <w:r>
+        <w:t xml:space="preserve">tier. The whole Tier C grew 97 → 105 MB in exchange, which is the right way to</w:t>
+      </w:r>
+      <w:r>
+        <w:t xml:space="preserve"> </w:t>
+      </w:r>
+      <w:r>
+        <w:t xml:space="preserve">trade when the file is read over HTTP rather than from disk.</w:t>
+      </w:r>
+    </w:p>
+    <w:p>
+      <w:pPr>
+        <w:pStyle w:val="BodyText"/>
+      </w:pPr>
+      <w:r>
+        <w:t xml:space="preserve">Same bytes, same format, same reader. Sort order and row-group size are the</w:t>
+      </w:r>
+      <w:r>
+        <w:t xml:space="preserve"> </w:t>
+      </w:r>
+      <w:r>
+        <w:t xml:space="preserve">entire difference between a 1 MB request and a 105 MB one.</w:t>
       </w:r>
     </w:p>
     <w:p>

--- a/docs/word/how_it_works.docx
+++ b/docs/word/how_it_works.docx
@@ -28,7 +28,7 @@
         </w:p>
       </w:sdtContent>
     </w:sdt>
-    <w:bookmarkStart w:id="17" w:name="how-it-works"/>
+    <w:bookmarkStart w:id="19" w:name="how-it-works"/>
     <w:p>
       <w:pPr>
         <w:pStyle w:val="Heading1"/>
@@ -392,7 +392,7 @@
       </w:r>
     </w:p>
     <w:bookmarkEnd w:id="10"/>
-    <w:bookmarkStart w:id="11" w:name="Xe354918699c727fa7cf20291ee4ef66eeda5634"/>
+    <w:bookmarkStart w:id="13" w:name="Xe354918699c727fa7cf20291ee4ef66eeda5634"/>
     <w:p>
       <w:pPr>
         <w:pStyle w:val="Heading2"/>
@@ -544,128 +544,75 @@
         <w:t xml:space="preserve">file.</w:t>
       </w:r>
     </w:p>
+    <w:bookmarkStart w:id="11" w:name="X3fa083f3869977c99ffeea20e7a0e3ed1f944ed"/>
+    <w:p>
+      <w:pPr>
+        <w:pStyle w:val="Heading3"/>
+      </w:pPr>
+      <w:r>
+        <w:t xml:space="preserve">The part where the host overruled the design</w:t>
+      </w:r>
+    </w:p>
+    <w:p>
+      <w:pPr>
+        <w:pStyle w:val="FirstParagraph"/>
+      </w:pPr>
+      <w:r>
+        <w:t xml:space="preserve">All of the above is true, and on GitHub Pages it is unusable.</w:t>
+      </w:r>
+    </w:p>
     <w:p>
       <w:pPr>
         <w:pStyle w:val="BodyText"/>
       </w:pPr>
       <w:r>
-        <w:t xml:space="preserve">Two things had to be true before that theory produced the practice, and both</w:t>
-      </w:r>
-      <w:r>
-        <w:t xml:space="preserve"> </w:t>
-      </w:r>
-      <w:r>
-        <w:t xml:space="preserve">were wrong in the first version:</w:t>
-      </w:r>
-    </w:p>
-    <w:p>
-      <w:pPr>
-        <w:pStyle w:val="BodyText"/>
-      </w:pPr>
+        <w:t xml:space="preserve">Pages compresses</w:t>
+      </w:r>
+      <w:r>
+        <w:t xml:space="preserve"> </w:t>
+      </w:r>
+      <w:r>
+        <w:rPr>
+          <w:rStyle w:val="VerbatimChar"/>
+        </w:rPr>
+        <w:t xml:space="preserve">application/octet-stream</w:t>
+      </w:r>
+      <w:r>
+        <w:t xml:space="preserve"> </w:t>
+      </w:r>
+      <w:r>
+        <w:t xml:space="preserve">whenever the client accepts gzip —</w:t>
+      </w:r>
+      <w:r>
+        <w:t xml:space="preserve"> </w:t>
+      </w:r>
+      <w:r>
+        <w:t xml:space="preserve">which every browser does — and then applies</w:t>
+      </w:r>
+      <w:r>
+        <w:t xml:space="preserve"> </w:t>
+      </w:r>
+      <w:r>
+        <w:rPr>
+          <w:rStyle w:val="VerbatimChar"/>
+        </w:rPr>
+        <w:t xml:space="preserve">Range</w:t>
+      </w:r>
+      <w:r>
+        <w:t xml:space="preserve"> </w:t>
+      </w:r>
       <w:r>
         <w:rPr>
           <w:b/>
           <w:bCs/>
         </w:rPr>
-        <w:t xml:space="preserve">The reader has to actually prune.</w:t>
-      </w:r>
-      <w:r>
-        <w:t xml:space="preserve"> </w:t>
-      </w:r>
-      <w:r>
-        <w:t xml:space="preserve">The obvious implementation asks hyparquet</w:t>
-      </w:r>
-      <w:r>
-        <w:t xml:space="preserve"> </w:t>
-      </w:r>
-      <w:r>
-        <w:t xml:space="preserve">for the file and filters rows in JavaScript. That is correct and it downloads</w:t>
-      </w:r>
-      <w:r>
-        <w:t xml:space="preserve"> </w:t>
-      </w:r>
-      <w:r>
-        <w:t xml:space="preserve">every byte — the pruning never happens, because nothing ever consulted the</w:t>
-      </w:r>
-      <w:r>
-        <w:t xml:space="preserve"> </w:t>
-      </w:r>
-      <w:r>
-        <w:t xml:space="preserve">statistics.</w:t>
-      </w:r>
-      <w:r>
-        <w:t xml:space="preserve"> </w:t>
-      </w:r>
-      <w:r>
-        <w:rPr>
-          <w:rStyle w:val="VerbatimChar"/>
-        </w:rPr>
-        <w:t xml:space="preserve">loadWellHistory</w:t>
-      </w:r>
-      <w:r>
-        <w:t xml:space="preserve"> </w:t>
-      </w:r>
-      <w:r>
-        <w:t xml:space="preserve">now reads the footer itself, compares</w:t>
-      </w:r>
-      <w:r>
-        <w:t xml:space="preserve"> </w:t>
-      </w:r>
-      <w:r>
-        <w:rPr>
-          <w:rStyle w:val="VerbatimChar"/>
-        </w:rPr>
-        <w:t xml:space="preserve">idpozo</w:t>
-      </w:r>
-      <w:r>
-        <w:t xml:space="preserve"> </w:t>
-      </w:r>
-      <w:r>
-        <w:t xml:space="preserve">against each row group's min/max, and reads only the row ranges that can match.</w:t>
-      </w:r>
-    </w:p>
-    <w:p>
-      <w:pPr>
-        <w:pStyle w:val="BodyText"/>
-      </w:pPr>
+        <w:t xml:space="preserve">to the compressed</w:t>
+      </w:r>
       <w:r>
         <w:rPr>
           <w:b/>
           <w:bCs/>
         </w:rPr>
-        <w:t xml:space="preserve">Row-group size is the resolution of the pruning.</w:t>
-      </w:r>
-      <w:r>
-        <w:t xml:space="preserve"> </w:t>
-      </w:r>
-      <w:r>
-        <w:t xml:space="preserve">A row group is the smallest</w:t>
-      </w:r>
-      <w:r>
-        <w:t xml:space="preserve"> </w:t>
-      </w:r>
-      <w:r>
-        <w:t xml:space="preserve">unit that can be skipped, so it decides the floor on what one query costs. At</w:t>
-      </w:r>
-      <w:r>
-        <w:t xml:space="preserve"> </w:t>
-      </w:r>
-      <w:r>
-        <w:t xml:space="preserve">50,000 rows per group each group was ~300 KB and one well pulled 10.4 MB across</w:t>
-      </w:r>
-      <w:r>
-        <w:t xml:space="preserve"> </w:t>
-      </w:r>
-      <w:r>
-        <w:t xml:space="preserve">twenty files. At 5,000 rows, plus only fetching the years the well actually</w:t>
-      </w:r>
-      <w:r>
-        <w:t xml:space="preserve"> </w:t>
-      </w:r>
-      <w:r>
-        <w:t xml:space="preserve">produced in, the same well costs</w:t>
-      </w:r>
-      <w:r>
         <w:t xml:space="preserve"> </w:t>
       </w:r>
       <w:r>
@@ -673,25 +620,102 @@
           <w:b/>
           <w:bCs/>
         </w:rPr>
-        <w:t xml:space="preserve">1.2 MB in 14 requests, 219 ms</w:t>
-      </w:r>
-      <w:r>
-        <w:t xml:space="preserve"> </w:t>
-      </w:r>
-      <w:r>
-        <w:t xml:space="preserve">— 1.1% of the</w:t>
-      </w:r>
-      <w:r>
-        <w:t xml:space="preserve"> </w:t>
-      </w:r>
-      <w:r>
-        <w:t xml:space="preserve">tier. The whole Tier C grew 97 → 105 MB in exchange, which is the right way to</w:t>
-      </w:r>
-      <w:r>
-        <w:t xml:space="preserve"> </w:t>
-      </w:r>
-      <w:r>
-        <w:t xml:space="preserve">trade when the file is read over HTTP rather than from disk.</w:t>
+        <w:t xml:space="preserve">stream</w:t>
+      </w:r>
+      <w:r>
+        <w:t xml:space="preserve">. The response says so plainly:</w:t>
+      </w:r>
+    </w:p>
+    <w:p>
+      <w:pPr>
+        <w:pStyle w:val="SourceCode"/>
+      </w:pPr>
+      <w:r>
+        <w:rPr>
+          <w:rStyle w:val="VerbatimChar"/>
+        </w:rPr>
+        <w:t xml:space="preserve">Content-Range: bytes 0-1023/4618105     &lt;- compressed size, not the real 4690132</w:t>
+      </w:r>
+    </w:p>
+    <w:p>
+      <w:pPr>
+        <w:pStyle w:val="FirstParagraph"/>
+      </w:pPr>
+      <w:r>
+        <w:t xml:space="preserve">So a request for the file's last eight bytes returns the last eight bytes of a</w:t>
+      </w:r>
+      <w:r>
+        <w:t xml:space="preserve"> </w:t>
+      </w:r>
+      <w:r>
+        <w:t xml:space="preserve">gzip stream. The reader looks for the Parquet magic</w:t>
+      </w:r>
+      <w:r>
+        <w:t xml:space="preserve"> </w:t>
+      </w:r>
+      <w:r>
+        <w:rPr>
+          <w:rStyle w:val="VerbatimChar"/>
+        </w:rPr>
+        <w:t xml:space="preserve">PAR1</w:t>
+      </w:r>
+      <w:r>
+        <w:t xml:space="preserve">, finds noise, and</w:t>
+      </w:r>
+      <w:r>
+        <w:t xml:space="preserve"> </w:t>
+      </w:r>
+      <w:r>
+        <w:t xml:space="preserve">rejects the file. A browser cannot avoid this:</w:t>
+      </w:r>
+      <w:r>
+        <w:t xml:space="preserve"> </w:t>
+      </w:r>
+      <w:r>
+        <w:rPr>
+          <w:rStyle w:val="VerbatimChar"/>
+        </w:rPr>
+        <w:t xml:space="preserve">Accept-Encoding</w:t>
+      </w:r>
+      <w:r>
+        <w:t xml:space="preserve"> </w:t>
+      </w:r>
+      <w:r>
+        <w:t xml:space="preserve">is a</w:t>
+      </w:r>
+      <w:r>
+        <w:t xml:space="preserve"> </w:t>
+      </w:r>
+      <w:r>
+        <w:rPr>
+          <w:i/>
+          <w:iCs/>
+        </w:rPr>
+        <w:t xml:space="preserve">forbidden header name</w:t>
+      </w:r>
+      <w:r>
+        <w:t xml:space="preserve">, so</w:t>
+      </w:r>
+      <w:r>
+        <w:t xml:space="preserve"> </w:t>
+      </w:r>
+      <w:r>
+        <w:rPr>
+          <w:rStyle w:val="VerbatimChar"/>
+        </w:rPr>
+        <w:t xml:space="preserve">fetch()</w:t>
+      </w:r>
+      <w:r>
+        <w:t xml:space="preserve"> </w:t>
+      </w:r>
+      <w:r>
+        <w:t xml:space="preserve">is not permitted to ask for the</w:t>
+      </w:r>
+      <w:r>
+        <w:t xml:space="preserve"> </w:t>
+      </w:r>
+      <w:r>
+        <w:t xml:space="preserve">uncompressed bytes.</w:t>
       </w:r>
     </w:p>
     <w:p>
@@ -699,36 +723,7 @@
         <w:pStyle w:val="BodyText"/>
       </w:pPr>
       <w:r>
-        <w:t xml:space="preserve">Same bytes, same format, same reader. Sort order and row-group size are the</w:t>
-      </w:r>
-      <w:r>
-        <w:t xml:space="preserve"> </w:t>
-      </w:r>
-      <w:r>
-        <w:t xml:space="preserve">entire difference between a 1 MB request and a 105 MB one.</w:t>
-      </w:r>
-    </w:p>
-    <w:p>
-      <w:pPr>
-        <w:pStyle w:val="BlockText"/>
-      </w:pPr>
-      <w:r>
-        <w:t xml:space="preserve">Note:</w:t>
-      </w:r>
-      <w:r>
-        <w:t xml:space="preserve"> </w:t>
-      </w:r>
-      <w:r>
-        <w:rPr>
-          <w:rStyle w:val="VerbatimChar"/>
-        </w:rPr>
-        <w:t xml:space="preserve">python -m http.server</w:t>
-      </w:r>
-      <w:r>
-        <w:t xml:space="preserve"> </w:t>
-      </w:r>
-      <w:r>
-        <w:t xml:space="preserve">does</w:t>
+        <w:t xml:space="preserve">The fix was to stop needing ranges. Tier C is now sharded</w:t>
       </w:r>
       <w:r>
         <w:t xml:space="preserve"> </w:t>
@@ -738,6 +733,293 @@
           <w:b/>
           <w:bCs/>
         </w:rPr>
+        <w:t xml:space="preserve">by well</w:t>
+      </w:r>
+      <w:r>
+        <w:t xml:space="preserve"> </w:t>
+      </w:r>
+      <w:r>
+        <w:t xml:space="preserve">—</w:t>
+      </w:r>
+      <w:r>
+        <w:t xml:space="preserve"> </w:t>
+      </w:r>
+      <w:r>
+        <w:rPr>
+          <w:rStyle w:val="VerbatimChar"/>
+        </w:rPr>
+        <w:t xml:space="preserve">wells/bucket=&lt;idpozo % 256&gt;/data.parquet</w:t>
+      </w:r>
+      <w:r>
+        <w:t xml:space="preserve"> </w:t>
+      </w:r>
+      <w:r>
+        <w:t xml:space="preserve">holds the complete history of every</w:t>
+      </w:r>
+      <w:r>
+        <w:t xml:space="preserve"> </w:t>
+      </w:r>
+      <w:r>
+        <w:t xml:space="preserve">well in that bucket — so opening a well is one whole-file GET of ~400 KB, which</w:t>
+      </w:r>
+      <w:r>
+        <w:t xml:space="preserve"> </w:t>
+      </w:r>
+      <w:r>
+        <w:t xml:space="preserve">compression cannot corrupt because the browser decodes it transparently. It also</w:t>
+      </w:r>
+      <w:r>
+        <w:t xml:space="preserve"> </w:t>
+      </w:r>
+      <w:r>
+        <w:t xml:space="preserve">came out smaller (93 MB against 105 MB), because grouping a well's twenty years</w:t>
+      </w:r>
+      <w:r>
+        <w:t xml:space="preserve"> </w:t>
+      </w:r>
+      <w:r>
+        <w:t xml:space="preserve">together compresses better than splitting them across twenty files.</w:t>
+      </w:r>
+    </w:p>
+    <w:p>
+      <w:pPr>
+        <w:pStyle w:val="BodyText"/>
+      </w:pPr>
+      <w:r>
+        <w:t xml:space="preserve">The lesson worth keeping: this bug could not be reproduced locally. A plain dev</w:t>
+      </w:r>
+      <w:r>
+        <w:t xml:space="preserve"> </w:t>
+      </w:r>
+      <w:r>
+        <w:t xml:space="preserve">server does not compress, so the range path worked perfectly on</w:t>
+      </w:r>
+      <w:r>
+        <w:t xml:space="preserve"> </w:t>
+      </w:r>
+      <w:r>
+        <w:rPr>
+          <w:rStyle w:val="VerbatimChar"/>
+        </w:rPr>
+        <w:t xml:space="preserve">localhost</w:t>
+      </w:r>
+      <w:r>
+        <w:t xml:space="preserve"> </w:t>
+      </w:r>
+      <w:r>
+        <w:t xml:space="preserve">and</w:t>
+      </w:r>
+      <w:r>
+        <w:t xml:space="preserve"> </w:t>
+      </w:r>
+      <w:r>
+        <w:t xml:space="preserve">failed the moment it met a CDN. Verifying against the deployed URL was not</w:t>
+      </w:r>
+      <w:r>
+        <w:t xml:space="preserve"> </w:t>
+      </w:r>
+      <w:r>
+        <w:t xml:space="preserve">ceremony — it was the only place the defect existed.</w:t>
+      </w:r>
+    </w:p>
+    <w:bookmarkEnd w:id="11"/>
+    <w:bookmarkStart w:id="12" w:name="two-earlier-mistakes-on-the-same-feature"/>
+    <w:p>
+      <w:pPr>
+        <w:pStyle w:val="Heading3"/>
+      </w:pPr>
+      <w:r>
+        <w:t xml:space="preserve">Two earlier mistakes on the same feature</w:t>
+      </w:r>
+    </w:p>
+    <w:p>
+      <w:pPr>
+        <w:pStyle w:val="FirstParagraph"/>
+      </w:pPr>
+      <w:r>
+        <w:t xml:space="preserve">Both were wrong in the first version, and both are worth keeping as examples:</w:t>
+      </w:r>
+    </w:p>
+    <w:p>
+      <w:pPr>
+        <w:pStyle w:val="BodyText"/>
+      </w:pPr>
+      <w:r>
+        <w:rPr>
+          <w:b/>
+          <w:bCs/>
+        </w:rPr>
+        <w:t xml:space="preserve">The reader has to actually prune.</w:t>
+      </w:r>
+      <w:r>
+        <w:t xml:space="preserve"> </w:t>
+      </w:r>
+      <w:r>
+        <w:t xml:space="preserve">The obvious implementation asks hyparquet</w:t>
+      </w:r>
+      <w:r>
+        <w:t xml:space="preserve"> </w:t>
+      </w:r>
+      <w:r>
+        <w:t xml:space="preserve">for the file and filters rows in JavaScript. That is correct and it downloads</w:t>
+      </w:r>
+      <w:r>
+        <w:t xml:space="preserve"> </w:t>
+      </w:r>
+      <w:r>
+        <w:t xml:space="preserve">every byte — the pruning never happens, because nothing ever consulted the</w:t>
+      </w:r>
+      <w:r>
+        <w:t xml:space="preserve"> </w:t>
+      </w:r>
+      <w:r>
+        <w:t xml:space="preserve">statistics.</w:t>
+      </w:r>
+      <w:r>
+        <w:t xml:space="preserve"> </w:t>
+      </w:r>
+      <w:r>
+        <w:rPr>
+          <w:rStyle w:val="VerbatimChar"/>
+        </w:rPr>
+        <w:t xml:space="preserve">loadWellHistory</w:t>
+      </w:r>
+      <w:r>
+        <w:t xml:space="preserve"> </w:t>
+      </w:r>
+      <w:r>
+        <w:t xml:space="preserve">now reads the footer itself, compares</w:t>
+      </w:r>
+      <w:r>
+        <w:t xml:space="preserve"> </w:t>
+      </w:r>
+      <w:r>
+        <w:rPr>
+          <w:rStyle w:val="VerbatimChar"/>
+        </w:rPr>
+        <w:t xml:space="preserve">idpozo</w:t>
+      </w:r>
+      <w:r>
+        <w:t xml:space="preserve"> </w:t>
+      </w:r>
+      <w:r>
+        <w:t xml:space="preserve">against each row group's min/max, and reads only the row ranges that can match.</w:t>
+      </w:r>
+    </w:p>
+    <w:p>
+      <w:pPr>
+        <w:pStyle w:val="BodyText"/>
+      </w:pPr>
+      <w:r>
+        <w:rPr>
+          <w:b/>
+          <w:bCs/>
+        </w:rPr>
+        <w:t xml:space="preserve">Row-group size is the resolution of the pruning.</w:t>
+      </w:r>
+      <w:r>
+        <w:t xml:space="preserve"> </w:t>
+      </w:r>
+      <w:r>
+        <w:t xml:space="preserve">A row group is the smallest</w:t>
+      </w:r>
+      <w:r>
+        <w:t xml:space="preserve"> </w:t>
+      </w:r>
+      <w:r>
+        <w:t xml:space="preserve">unit that can be skipped, so it decides the floor on what one query costs. At</w:t>
+      </w:r>
+      <w:r>
+        <w:t xml:space="preserve"> </w:t>
+      </w:r>
+      <w:r>
+        <w:t xml:space="preserve">50,000 rows per group each group was ~300 KB and one well pulled 10.4 MB across</w:t>
+      </w:r>
+      <w:r>
+        <w:t xml:space="preserve"> </w:t>
+      </w:r>
+      <w:r>
+        <w:t xml:space="preserve">twenty files. At 5,000 rows, plus only fetching the years the well actually</w:t>
+      </w:r>
+      <w:r>
+        <w:t xml:space="preserve"> </w:t>
+      </w:r>
+      <w:r>
+        <w:t xml:space="preserve">produced in, the same well costs</w:t>
+      </w:r>
+      <w:r>
+        <w:t xml:space="preserve"> </w:t>
+      </w:r>
+      <w:r>
+        <w:rPr>
+          <w:b/>
+          <w:bCs/>
+        </w:rPr>
+        <w:t xml:space="preserve">1.2 MB in 14 requests, 219 ms</w:t>
+      </w:r>
+      <w:r>
+        <w:t xml:space="preserve"> </w:t>
+      </w:r>
+      <w:r>
+        <w:t xml:space="preserve">— 1.1% of the</w:t>
+      </w:r>
+      <w:r>
+        <w:t xml:space="preserve"> </w:t>
+      </w:r>
+      <w:r>
+        <w:t xml:space="preserve">tier. The whole Tier C grew 97 → 105 MB in exchange, which is the right way to</w:t>
+      </w:r>
+      <w:r>
+        <w:t xml:space="preserve"> </w:t>
+      </w:r>
+      <w:r>
+        <w:t xml:space="preserve">trade when the file is read over HTTP rather than from disk.</w:t>
+      </w:r>
+    </w:p>
+    <w:p>
+      <w:pPr>
+        <w:pStyle w:val="BodyText"/>
+      </w:pPr>
+      <w:r>
+        <w:t xml:space="preserve">Same bytes, same format, same reader. Sort order and row-group size are the</w:t>
+      </w:r>
+      <w:r>
+        <w:t xml:space="preserve"> </w:t>
+      </w:r>
+      <w:r>
+        <w:t xml:space="preserve">entire difference between a 1 MB request and a 105 MB one.</w:t>
+      </w:r>
+    </w:p>
+    <w:p>
+      <w:pPr>
+        <w:pStyle w:val="BlockText"/>
+      </w:pPr>
+      <w:r>
+        <w:t xml:space="preserve">Note:</w:t>
+      </w:r>
+      <w:r>
+        <w:t xml:space="preserve"> </w:t>
+      </w:r>
+      <w:r>
+        <w:rPr>
+          <w:rStyle w:val="VerbatimChar"/>
+        </w:rPr>
+        <w:t xml:space="preserve">python -m http.server</w:t>
+      </w:r>
+      <w:r>
+        <w:t xml:space="preserve"> </w:t>
+      </w:r>
+      <w:r>
+        <w:t xml:space="preserve">does</w:t>
+      </w:r>
+      <w:r>
+        <w:t xml:space="preserve"> </w:t>
+      </w:r>
+      <w:r>
+        <w:rPr>
+          <w:b/>
+          <w:bCs/>
+        </w:rPr>
         <w:t xml:space="preserve">not</w:t>
       </w:r>
       <w:r>
@@ -765,8 +1047,9 @@
         <w:t xml:space="preserve">insists on testing the live URL.</w:t>
       </w:r>
     </w:p>
-    <w:bookmarkEnd w:id="11"/>
-    <w:bookmarkStart w:id="12" w:name="Xe09ef4dc40f7680ec501ca14f569d6000a5f2ad"/>
+    <w:bookmarkEnd w:id="12"/>
+    <w:bookmarkEnd w:id="13"/>
+    <w:bookmarkStart w:id="14" w:name="Xe09ef4dc40f7680ec501ca14f569d6000a5f2ad"/>
     <w:p>
       <w:pPr>
         <w:pStyle w:val="Heading2"/>
@@ -962,8 +1245,8 @@
         <w:t xml:space="preserve">is already reading.</w:t>
       </w:r>
     </w:p>
-    <w:bookmarkEnd w:id="12"/>
-    <w:bookmarkStart w:id="13" w:name="Xf769cd1c4df9a63eb057bab552a9a93846eb8b8"/>
+    <w:bookmarkEnd w:id="14"/>
+    <w:bookmarkStart w:id="15" w:name="Xf769cd1c4df9a63eb057bab552a9a93846eb8b8"/>
     <w:p>
       <w:pPr>
         <w:pStyle w:val="Heading2"/>
@@ -1060,8 +1343,8 @@
         <w:t xml:space="preserve">compiling that spec can be swapped without touching a view.</w:t>
       </w:r>
     </w:p>
-    <w:bookmarkEnd w:id="13"/>
-    <w:bookmarkStart w:id="14" w:name="Xa773550a57bcc1f0e2e8099df718781a584a7d1"/>
+    <w:bookmarkEnd w:id="15"/>
+    <w:bookmarkStart w:id="16" w:name="Xa773550a57bcc1f0e2e8099df718781a584a7d1"/>
     <w:p>
       <w:pPr>
         <w:pStyle w:val="Heading2"/>
@@ -1286,8 +1569,8 @@
         <w:t xml:space="preserve">the entire class of error.</w:t>
       </w:r>
     </w:p>
-    <w:bookmarkEnd w:id="14"/>
-    <w:bookmarkStart w:id="15" w:name="Xeb916050975e1166df66a7d7857a20bd62068ed"/>
+    <w:bookmarkEnd w:id="16"/>
+    <w:bookmarkStart w:id="17" w:name="Xeb916050975e1166df66a7d7857a20bd62068ed"/>
     <w:p>
       <w:pPr>
         <w:pStyle w:val="Heading2"/>
@@ -1447,8 +1730,8 @@
         <w:t xml:space="preserve">tell those apart.</w:t>
       </w:r>
     </w:p>
-    <w:bookmarkEnd w:id="15"/>
-    <w:bookmarkStart w:id="16" w:name="X1222a0f7e5379a8b91758a99582b604efc84717"/>
+    <w:bookmarkEnd w:id="17"/>
+    <w:bookmarkStart w:id="18" w:name="X1222a0f7e5379a8b91758a99582b604efc84717"/>
     <w:p>
       <w:pPr>
         <w:pStyle w:val="Heading2"/>
@@ -1575,8 +1858,8 @@
         <w:t xml:space="preserve">put in at the start and expensive to retrofit.</w:t>
       </w:r>
     </w:p>
-    <w:bookmarkEnd w:id="16"/>
-    <w:bookmarkEnd w:id="17"/>
+    <w:bookmarkEnd w:id="18"/>
+    <w:bookmarkEnd w:id="19"/>
     <w:sectPr>
       <w:footnotePr>
         <w:numRestart w:val="eachSect"/>

--- a/docs/word/how_it_works.docx
+++ b/docs/word/how_it_works.docx
@@ -28,7 +28,7 @@
         </w:p>
       </w:sdtContent>
     </w:sdt>
-    <w:bookmarkStart w:id="19" w:name="how-it-works"/>
+    <w:bookmarkStart w:id="20" w:name="how-it-works"/>
     <w:p>
       <w:pPr>
         <w:pStyle w:val="Heading1"/>
@@ -1246,13 +1246,13 @@
       </w:r>
     </w:p>
     <w:bookmarkEnd w:id="14"/>
-    <w:bookmarkStart w:id="15" w:name="Xf769cd1c4df9a63eb057bab552a9a93846eb8b8"/>
+    <w:bookmarkStart w:id="15" w:name="Xbc2fab4eab9f63b9918e7523ac2777dfa79a3ec"/>
     <w:p>
       <w:pPr>
         <w:pStyle w:val="Heading2"/>
       </w:pPr>
       <w:r>
-        <w:t xml:space="preserve">5. Why not DuckDB-WASM</w:t>
+        <w:t xml:space="preserve">4b. What made it fast, and what didn't</w:t>
       </w:r>
     </w:p>
     <w:p>
@@ -1260,39 +1260,388 @@
         <w:pStyle w:val="FirstParagraph"/>
       </w:pPr>
       <w:r>
-        <w:t xml:space="preserve">The plan originally called for DuckDB compiled to WebAssembly — a real SQL engine</w:t>
-      </w:r>
-      <w:r>
-        <w:t xml:space="preserve"> </w:t>
-      </w:r>
-      <w:r>
-        <w:t xml:space="preserve">in the browser, and a genuinely impressive thing. It was dropped after measuring</w:t>
-      </w:r>
-      <w:r>
-        <w:t xml:space="preserve"> </w:t>
-      </w:r>
-      <w:r>
-        <w:t xml:space="preserve">it: the WASM binary is 34–39 MB uncompressed, roughly 10 MB over the wire.</w:t>
-      </w:r>
-    </w:p>
+        <w:t xml:space="preserve">Start-up was 10 s to interactive when it first went live. Getting it down was</w:t>
+      </w:r>
+      <w:r>
+        <w:t xml:space="preserve"> </w:t>
+      </w:r>
+      <w:r>
+        <w:t xml:space="preserve">mostly a story of wrong guesses, so the measurements are worth keeping.</w:t>
+      </w:r>
+    </w:p>
+    <w:tbl>
+      <w:tblPr>
+        <w:tblStyle w:val="Table"/>
+        <w:tblW w:type="auto" w:w="0"/>
+        <w:tblLook w:firstRow="1" w:lastRow="0" w:firstColumn="0" w:lastColumn="0" w:noHBand="0" w:noVBand="0" w:val="0020"/>
+      </w:tblPr>
+      <w:tblGrid>
+        <w:gridCol w:w="2640"/>
+        <w:gridCol w:w="2640"/>
+        <w:gridCol w:w="2640"/>
+      </w:tblGrid>
+      <w:tr>
+        <w:trPr>
+          <w:tblHeader w:val="on"/>
+        </w:trPr>
+        <w:tc>
+          <w:tcPr/>
+          <w:p>
+            <w:pPr>
+              <w:pStyle w:val="Compact"/>
+            </w:pPr>
+            <w:r>
+              <w:t xml:space="preserve">Change</w:t>
+            </w:r>
+          </w:p>
+        </w:tc>
+        <w:tc>
+          <w:tcPr/>
+          <w:p>
+            <w:pPr>
+              <w:pStyle w:val="Compact"/>
+            </w:pPr>
+            <w:r>
+              <w:t xml:space="preserve">Interactive</w:t>
+            </w:r>
+          </w:p>
+        </w:tc>
+        <w:tc>
+          <w:tcPr/>
+          <w:p>
+            <w:pPr>
+              <w:pStyle w:val="Compact"/>
+            </w:pPr>
+            <w:r>
+              <w:t xml:space="preserve">Verdict</w:t>
+            </w:r>
+          </w:p>
+        </w:tc>
+      </w:tr>
+      <w:tr>
+        <w:tc>
+          <w:tcPr/>
+          <w:p>
+            <w:pPr>
+              <w:pStyle w:val="Compact"/>
+            </w:pPr>
+            <w:r>
+              <w:t xml:space="preserve">baseline</w:t>
+            </w:r>
+          </w:p>
+        </w:tc>
+        <w:tc>
+          <w:tcPr/>
+          <w:p>
+            <w:pPr>
+              <w:pStyle w:val="Compact"/>
+            </w:pPr>
+            <w:r>
+              <w:t xml:space="preserve">10.2 s</w:t>
+            </w:r>
+          </w:p>
+        </w:tc>
+        <w:tc>
+          <w:tcPr/>
+          <w:p>
+            <w:pPr>
+              <w:pStyle w:val="Compact"/>
+            </w:pPr>
+          </w:p>
+        </w:tc>
+      </w:tr>
+      <w:tr>
+        <w:tc>
+          <w:tcPr/>
+          <w:p>
+            <w:pPr>
+              <w:pStyle w:val="Compact"/>
+            </w:pPr>
+            <w:r>
+              <w:t xml:space="preserve">decode columns, not rows (</w:t>
+            </w:r>
+            <w:r>
+              <w:rPr>
+                <w:rStyle w:val="VerbatimChar"/>
+              </w:rPr>
+              <w:t xml:space="preserve">onChunk</w:t>
+            </w:r>
+            <w:r>
+              <w:t xml:space="preserve">)</w:t>
+            </w:r>
+          </w:p>
+        </w:tc>
+        <w:tc>
+          <w:tcPr/>
+          <w:p>
+            <w:pPr>
+              <w:pStyle w:val="Compact"/>
+            </w:pPr>
+            <w:r>
+              <w:t xml:space="preserve">8.1 s</w:t>
+            </w:r>
+          </w:p>
+        </w:tc>
+        <w:tc>
+          <w:tcPr/>
+          <w:p>
+            <w:pPr>
+              <w:pStyle w:val="Compact"/>
+            </w:pPr>
+            <w:r>
+              <w:t xml:space="preserve">kept</w:t>
+            </w:r>
+          </w:p>
+        </w:tc>
+      </w:tr>
+      <w:tr>
+        <w:tc>
+          <w:tcPr/>
+          <w:p>
+            <w:pPr>
+              <w:pStyle w:val="Compact"/>
+            </w:pPr>
+            <w:r>
+              <w:t xml:space="preserve">integer date maths instead of</w:t>
+            </w:r>
+            <w:r>
+              <w:t xml:space="preserve"> </w:t>
+            </w:r>
+            <w:r>
+              <w:rPr>
+                <w:rStyle w:val="VerbatimChar"/>
+              </w:rPr>
+              <w:t xml:space="preserve">Date</w:t>
+            </w:r>
+          </w:p>
+        </w:tc>
+        <w:tc>
+          <w:tcPr/>
+          <w:p>
+            <w:pPr>
+              <w:pStyle w:val="Compact"/>
+            </w:pPr>
+            <w:r>
+              <w:t xml:space="preserve">7.7 s</w:t>
+            </w:r>
+          </w:p>
+        </w:tc>
+        <w:tc>
+          <w:tcPr/>
+          <w:p>
+            <w:pPr>
+              <w:pStyle w:val="Compact"/>
+            </w:pPr>
+            <w:r>
+              <w:t xml:space="preserve">kept, marginal</w:t>
+            </w:r>
+          </w:p>
+        </w:tc>
+      </w:tr>
+      <w:tr>
+        <w:tc>
+          <w:tcPr/>
+          <w:p>
+            <w:pPr>
+              <w:pStyle w:val="Compact"/>
+            </w:pPr>
+            <w:r>
+              <w:t xml:space="preserve">Snappy instead of ZSTD</w:t>
+            </w:r>
+          </w:p>
+        </w:tc>
+        <w:tc>
+          <w:tcPr/>
+          <w:p>
+            <w:pPr>
+              <w:pStyle w:val="Compact"/>
+            </w:pPr>
+            <w:r>
+              <w:t xml:space="preserve">7.2 s</w:t>
+            </w:r>
+          </w:p>
+        </w:tc>
+        <w:tc>
+          <w:tcPr/>
+          <w:p>
+            <w:pPr>
+              <w:pStyle w:val="Compact"/>
+            </w:pPr>
+            <w:r>
+              <w:rPr>
+                <w:b/>
+                <w:bCs/>
+              </w:rPr>
+              <w:t xml:space="preserve">reverted</w:t>
+            </w:r>
+            <w:r>
+              <w:t xml:space="preserve"> </w:t>
+            </w:r>
+            <w:r>
+              <w:t xml:space="preserve">— 8% for +2.5 MB</w:t>
+            </w:r>
+          </w:p>
+        </w:tc>
+      </w:tr>
+      <w:tr>
+        <w:tc>
+          <w:tcPr/>
+          <w:p>
+            <w:pPr>
+              <w:pStyle w:val="Compact"/>
+            </w:pPr>
+            <w:r>
+              <w:t xml:space="preserve">run-length dictionary fast path</w:t>
+            </w:r>
+          </w:p>
+        </w:tc>
+        <w:tc>
+          <w:tcPr/>
+          <w:p>
+            <w:pPr>
+              <w:pStyle w:val="Compact"/>
+            </w:pPr>
+            <w:r>
+              <w:t xml:space="preserve">no change</w:t>
+            </w:r>
+          </w:p>
+        </w:tc>
+        <w:tc>
+          <w:tcPr/>
+          <w:p>
+            <w:pPr>
+              <w:pStyle w:val="Compact"/>
+            </w:pPr>
+            <w:r>
+              <w:rPr>
+                <w:b/>
+                <w:bCs/>
+              </w:rPr>
+              <w:t xml:space="preserve">reverted</w:t>
+            </w:r>
+          </w:p>
+        </w:tc>
+      </w:tr>
+      <w:tr>
+        <w:tc>
+          <w:tcPr/>
+          <w:p>
+            <w:pPr>
+              <w:pStyle w:val="Compact"/>
+            </w:pPr>
+            <w:r>
+              <w:t xml:space="preserve">dimensions as integer codes + label sidecar</w:t>
+            </w:r>
+          </w:p>
+        </w:tc>
+        <w:tc>
+          <w:tcPr/>
+          <w:p>
+            <w:pPr>
+              <w:pStyle w:val="Compact"/>
+            </w:pPr>
+            <w:r>
+              <w:t xml:space="preserve">~150 ms/col saved</w:t>
+            </w:r>
+          </w:p>
+        </w:tc>
+        <w:tc>
+          <w:tcPr/>
+          <w:p>
+            <w:pPr>
+              <w:pStyle w:val="Compact"/>
+            </w:pPr>
+            <w:r>
+              <w:t xml:space="preserve">kept</w:t>
+            </w:r>
+          </w:p>
+        </w:tc>
+      </w:tr>
+      <w:tr>
+        <w:tc>
+          <w:tcPr/>
+          <w:p>
+            <w:pPr>
+              <w:pStyle w:val="Compact"/>
+            </w:pPr>
+            <w:r>
+              <w:t xml:space="preserve">load only the columns the first screen needs</w:t>
+            </w:r>
+          </w:p>
+        </w:tc>
+        <w:tc>
+          <w:tcPr/>
+          <w:p>
+            <w:pPr>
+              <w:pStyle w:val="Compact"/>
+            </w:pPr>
+            <w:r>
+              <w:rPr>
+                <w:b/>
+                <w:bCs/>
+              </w:rPr>
+              <w:t xml:space="preserve">5.0 s</w:t>
+            </w:r>
+          </w:p>
+        </w:tc>
+        <w:tc>
+          <w:tcPr/>
+          <w:p>
+            <w:pPr>
+              <w:pStyle w:val="Compact"/>
+            </w:pPr>
+            <w:r>
+              <w:t xml:space="preserve">the real win</w:t>
+            </w:r>
+          </w:p>
+        </w:tc>
+      </w:tr>
+      <w:tr>
+        <w:tc>
+          <w:tcPr/>
+          <w:p>
+            <w:pPr>
+              <w:pStyle w:val="Compact"/>
+            </w:pPr>
+            <w:r>
+              <w:t xml:space="preserve">render Tier A before any Parquet</w:t>
+            </w:r>
+          </w:p>
+        </w:tc>
+        <w:tc>
+          <w:tcPr/>
+          <w:p>
+            <w:pPr>
+              <w:pStyle w:val="Compact"/>
+            </w:pPr>
+            <w:r>
+              <w:rPr>
+                <w:b/>
+                <w:bCs/>
+              </w:rPr>
+              <w:t xml:space="preserve">0.9 s to a usable page</w:t>
+            </w:r>
+          </w:p>
+        </w:tc>
+        <w:tc>
+          <w:tcPr/>
+          <w:p>
+            <w:pPr>
+              <w:pStyle w:val="Compact"/>
+            </w:pPr>
+            <w:r>
+              <w:t xml:space="preserve">the actual fix</w:t>
+            </w:r>
+          </w:p>
+        </w:tc>
+      </w:tr>
+    </w:tbl>
     <w:p>
       <w:pPr>
         <w:pStyle w:val="BodyText"/>
       </w:pPr>
       <w:r>
-        <w:t xml:space="preserve">Against that, the work it would do is aggregating a 296 k-row pre-aggregated</w:t>
-      </w:r>
-      <w:r>
-        <w:t xml:space="preserve"> </w:t>
-      </w:r>
-      <w:r>
-        <w:t xml:space="preserve">cube, which plain JavaScript does in single-digit milliseconds. Paying 10 MB on a</w:t>
-      </w:r>
-      <w:r>
-        <w:t xml:space="preserve"> </w:t>
-      </w:r>
-      <w:r>
-        <w:t xml:space="preserve">phone for that is a bad trade. hyparquet reads the same files in 58 KB.</w:t>
+        <w:t xml:space="preserve">Three things this taught, none of which were obvious beforehand:</w:t>
       </w:r>
     </w:p>
     <w:p>
@@ -1300,28 +1649,68 @@
         <w:pStyle w:val="BodyText"/>
       </w:pPr>
       <w:r>
-        <w:t xml:space="preserve">The abstraction in</w:t>
-      </w:r>
-      <w:r>
-        <w:t xml:space="preserve"> </w:t>
-      </w:r>
-      <w:r>
-        <w:rPr>
-          <w:rStyle w:val="VerbatimChar"/>
-        </w:rPr>
-        <w:t xml:space="preserve">site/js/query.js</w:t>
-      </w:r>
-      <w:r>
-        <w:t xml:space="preserve"> </w:t>
-      </w:r>
-      <w:r>
-        <w:t xml:space="preserve">exists so this stays a reversible decision:</w:t>
-      </w:r>
-      <w:r>
-        <w:t xml:space="preserve"> </w:t>
-      </w:r>
-      <w:r>
-        <w:t xml:space="preserve">views ask for data with a</w:t>
+        <w:rPr>
+          <w:b/>
+          <w:bCs/>
+        </w:rPr>
+        <w:t xml:space="preserve">The bottleneck was not where it looked.</w:t>
+      </w:r>
+      <w:r>
+        <w:t xml:space="preserve"> </w:t>
+      </w:r>
+      <w:r>
+        <w:t xml:space="preserve">Decompression seemed the obvious</w:t>
+      </w:r>
+      <w:r>
+        <w:t xml:space="preserve"> </w:t>
+      </w:r>
+      <w:r>
+        <w:t xml:space="preserve">suspect, so Snappy was tried — 8% faster for 2.5 MB more download. Then string</w:t>
+      </w:r>
+      <w:r>
+        <w:t xml:space="preserve"> </w:t>
+      </w:r>
+      <w:r>
+        <w:t xml:space="preserve">dictionary building seemed obvious, so values were run-length compared and then</w:t>
+      </w:r>
+      <w:r>
+        <w:t xml:space="preserve"> </w:t>
+      </w:r>
+      <w:r>
+        <w:t xml:space="preserve">stored as integer codes — barely measurable. Isolating one column at a time</w:t>
+      </w:r>
+      <w:r>
+        <w:t xml:space="preserve"> </w:t>
+      </w:r>
+      <w:r>
+        <w:t xml:space="preserve">finally showed the truth: decode costs</w:t>
+      </w:r>
+      <w:r>
+        <w:t xml:space="preserve"> </w:t>
+      </w:r>
+      <w:r>
+        <w:rPr>
+          <w:b/>
+          <w:bCs/>
+        </w:rPr>
+        <w:t xml:space="preserve">150–220 ms per 296k-row column,</w:t>
+      </w:r>
+      <w:r>
+        <w:rPr>
+          <w:b/>
+          <w:bCs/>
+        </w:rPr>
+        <w:t xml:space="preserve"> </w:t>
+      </w:r>
+      <w:r>
+        <w:rPr>
+          <w:b/>
+          <w:bCs/>
+        </w:rPr>
+        <w:t xml:space="preserve">whatever the type</w:t>
+      </w:r>
+      <w:r>
+        <w:t xml:space="preserve">. The only lever that mattered was</w:t>
       </w:r>
       <w:r>
         <w:t xml:space="preserve"> </w:t>
@@ -1331,34 +1720,10 @@
           <w:i/>
           <w:iCs/>
         </w:rPr>
-        <w:t xml:space="preserve">structured spec</w:t>
-      </w:r>
-      <w:r>
-        <w:t xml:space="preserve">, never a SQL string, so the thing</w:t>
-      </w:r>
-      <w:r>
-        <w:t xml:space="preserve"> </w:t>
-      </w:r>
-      <w:r>
-        <w:t xml:space="preserve">compiling that spec can be swapped without touching a view.</w:t>
-      </w:r>
-    </w:p>
-    <w:bookmarkEnd w:id="15"/>
-    <w:bookmarkStart w:id="16" w:name="Xa773550a57bcc1f0e2e8099df718781a584a7d1"/>
-    <w:p>
-      <w:pPr>
-        <w:pStyle w:val="Heading2"/>
-      </w:pPr>
-      <w:r>
-        <w:t xml:space="preserve">6. Temporal joins — the part that is easy to get quietly wrong</w:t>
-      </w:r>
-    </w:p>
-    <w:p>
-      <w:pPr>
-        <w:pStyle w:val="FirstParagraph"/>
-      </w:pPr>
-      <w:r>
-        <w:t xml:space="preserve">Two attributes change over time, and they change in different shapes.</w:t>
+        <w:t xml:space="preserve">how many columns</w:t>
+      </w:r>
+      <w:r>
+        <w:t xml:space="preserve">.</w:t>
       </w:r>
     </w:p>
     <w:p>
@@ -1370,13 +1735,7 @@
           <w:b/>
           <w:bCs/>
         </w:rPr>
-        <w:t xml:space="preserve">Operator</w:t>
-      </w:r>
-      <w:r>
-        <w:t xml:space="preserve"> </w:t>
-      </w:r>
-      <w:r>
-        <w:t xml:space="preserve">is stored as explicit intervals:</w:t>
+        <w:t xml:space="preserve">Which made lazy loading the answer, twice.</w:t>
       </w:r>
       <w:r>
         <w:t xml:space="preserve"> </w:t>
@@ -1385,55 +1744,31 @@
         <w:rPr>
           <w:rStyle w:val="VerbatimChar"/>
         </w:rPr>
-        <w:t xml:space="preserve">valid_from</w:t>
-      </w:r>
-      <w:r>
-        <w:t xml:space="preserve">,</w:t>
-      </w:r>
-      <w:r>
-        <w:t xml:space="preserve"> </w:t>
-      </w:r>
-      <w:r>
-        <w:rPr>
-          <w:rStyle w:val="VerbatimChar"/>
-        </w:rPr>
-        <w:t xml:space="preserve">valid_to</w:t>
-      </w:r>
-      <w:r>
-        <w:t xml:space="preserve"> </w:t>
-      </w:r>
-      <w:r>
-        <w:t xml:space="preserve">per run.</w:t>
-      </w:r>
-      <w:r>
-        <w:t xml:space="preserve"> </w:t>
-      </w:r>
-      <w:r>
-        <w:t xml:space="preserve">Matching a production month to its operator is a range predicate. The open-ended</w:t>
-      </w:r>
-      <w:r>
-        <w:t xml:space="preserve"> </w:t>
-      </w:r>
-      <w:r>
-        <w:t xml:space="preserve">run has a NULL</w:t>
-      </w:r>
-      <w:r>
-        <w:t xml:space="preserve"> </w:t>
-      </w:r>
-      <w:r>
-        <w:rPr>
-          <w:rStyle w:val="VerbatimChar"/>
-        </w:rPr>
-        <w:t xml:space="preserve">valid_to</w:t>
-      </w:r>
-      <w:r>
-        <w:t xml:space="preserve">, hence the coalesce to a far-future date — miss that</w:t>
-      </w:r>
-      <w:r>
-        <w:t xml:space="preserve"> </w:t>
-      </w:r>
-      <w:r>
-        <w:t xml:space="preserve">and every well's most recent operator silently vanishes.</w:t>
+        <w:t xml:space="preserve">wells_slim</w:t>
+      </w:r>
+      <w:r>
+        <w:t xml:space="preserve"> </w:t>
+      </w:r>
+      <w:r>
+        <w:t xml:space="preserve">has 30 columns and</w:t>
+      </w:r>
+      <w:r>
+        <w:t xml:space="preserve"> </w:t>
+      </w:r>
+      <w:r>
+        <w:t xml:space="preserve">the first screen needs 9; the cube has 15 and the Overview needs 8. The rest are</w:t>
+      </w:r>
+      <w:r>
+        <w:t xml:space="preserve"> </w:t>
+      </w:r>
+      <w:r>
+        <w:t xml:space="preserve">decoded when a view that uses them is opened. Same pattern, applied in two</w:t>
+      </w:r>
+      <w:r>
+        <w:t xml:space="preserve"> </w:t>
+      </w:r>
+      <w:r>
+        <w:t xml:space="preserve">places, for the largest single improvement.</w:t>
       </w:r>
     </w:p>
     <w:p>
@@ -1445,13 +1780,116 @@
           <w:b/>
           <w:bCs/>
         </w:rPr>
-        <w:t xml:space="preserve">Well state</w:t>
-      </w:r>
-      <w:r>
-        <w:t xml:space="preserve"> </w:t>
-      </w:r>
-      <w:r>
-        <w:t xml:space="preserve">is stored only at</w:t>
+        <w:t xml:space="preserve">But the fix that actually mattered was not an optimisation at all.</w:t>
+      </w:r>
+      <w:r>
+        <w:t xml:space="preserve"> </w:t>
+      </w:r>
+      <w:r>
+        <w:t xml:space="preserve">Rendering</w:t>
+      </w:r>
+      <w:r>
+        <w:t xml:space="preserve"> </w:t>
+      </w:r>
+      <w:r>
+        <w:t xml:space="preserve">the Overview from the 40 KB summary means the page is complete and readable at</w:t>
+      </w:r>
+      <w:r>
+        <w:t xml:space="preserve"> </w:t>
+      </w:r>
+      <w:r>
+        <w:t xml:space="preserve">~0.9 s regardless of what the Parquet is doing. The remaining decode happens</w:t>
+      </w:r>
+      <w:r>
+        <w:t xml:space="preserve"> </w:t>
+      </w:r>
+      <w:r>
+        <w:t xml:space="preserve">behind an already-useful page. Making slow work faster is worth less than making</w:t>
+      </w:r>
+      <w:r>
+        <w:t xml:space="preserve"> </w:t>
+      </w:r>
+      <w:r>
+        <w:t xml:space="preserve">it not block.</w:t>
+      </w:r>
+    </w:p>
+    <w:bookmarkEnd w:id="15"/>
+    <w:bookmarkStart w:id="16" w:name="Xf769cd1c4df9a63eb057bab552a9a93846eb8b8"/>
+    <w:p>
+      <w:pPr>
+        <w:pStyle w:val="Heading2"/>
+      </w:pPr>
+      <w:r>
+        <w:t xml:space="preserve">5. Why not DuckDB-WASM</w:t>
+      </w:r>
+    </w:p>
+    <w:p>
+      <w:pPr>
+        <w:pStyle w:val="FirstParagraph"/>
+      </w:pPr>
+      <w:r>
+        <w:t xml:space="preserve">The plan originally called for DuckDB compiled to WebAssembly — a real SQL engine</w:t>
+      </w:r>
+      <w:r>
+        <w:t xml:space="preserve"> </w:t>
+      </w:r>
+      <w:r>
+        <w:t xml:space="preserve">in the browser, and a genuinely impressive thing. It was dropped after measuring</w:t>
+      </w:r>
+      <w:r>
+        <w:t xml:space="preserve"> </w:t>
+      </w:r>
+      <w:r>
+        <w:t xml:space="preserve">it: the WASM binary is 34–39 MB uncompressed, roughly 10 MB over the wire.</w:t>
+      </w:r>
+    </w:p>
+    <w:p>
+      <w:pPr>
+        <w:pStyle w:val="BodyText"/>
+      </w:pPr>
+      <w:r>
+        <w:t xml:space="preserve">Against that, the work it would do is aggregating a 296 k-row pre-aggregated</w:t>
+      </w:r>
+      <w:r>
+        <w:t xml:space="preserve"> </w:t>
+      </w:r>
+      <w:r>
+        <w:t xml:space="preserve">cube, which plain JavaScript does in single-digit milliseconds. Paying 10 MB on a</w:t>
+      </w:r>
+      <w:r>
+        <w:t xml:space="preserve"> </w:t>
+      </w:r>
+      <w:r>
+        <w:t xml:space="preserve">phone for that is a bad trade. hyparquet reads the same files in 58 KB.</w:t>
+      </w:r>
+    </w:p>
+    <w:p>
+      <w:pPr>
+        <w:pStyle w:val="BodyText"/>
+      </w:pPr>
+      <w:r>
+        <w:t xml:space="preserve">The abstraction in</w:t>
+      </w:r>
+      <w:r>
+        <w:t xml:space="preserve"> </w:t>
+      </w:r>
+      <w:r>
+        <w:rPr>
+          <w:rStyle w:val="VerbatimChar"/>
+        </w:rPr>
+        <w:t xml:space="preserve">site/js/query.js</w:t>
+      </w:r>
+      <w:r>
+        <w:t xml:space="preserve"> </w:t>
+      </w:r>
+      <w:r>
+        <w:t xml:space="preserve">exists so this stays a reversible decision:</w:t>
+      </w:r>
+      <w:r>
+        <w:t xml:space="preserve"> </w:t>
+      </w:r>
+      <w:r>
+        <w:t xml:space="preserve">views ask for data with a</w:t>
       </w:r>
       <w:r>
         <w:t xml:space="preserve"> </w:t>
@@ -1461,25 +1899,52 @@
           <w:i/>
           <w:iCs/>
         </w:rPr>
-        <w:t xml:space="preserve">transitions</w:t>
-      </w:r>
-      <w:r>
-        <w:t xml:space="preserve"> </w:t>
-      </w:r>
-      <w:r>
-        <w:t xml:space="preserve">— a row exists for the month</w:t>
-      </w:r>
-      <w:r>
-        <w:t xml:space="preserve"> </w:t>
-      </w:r>
-      <w:r>
-        <w:t xml:space="preserve">something changed, and nothing in between. The state in any other month is</w:t>
-      </w:r>
-      <w:r>
-        <w:t xml:space="preserve"> </w:t>
-      </w:r>
-      <w:r>
-        <w:t xml:space="preserve">carried forward from the last change. That is an</w:t>
+        <w:t xml:space="preserve">structured spec</w:t>
+      </w:r>
+      <w:r>
+        <w:t xml:space="preserve">, never a SQL string, so the thing</w:t>
+      </w:r>
+      <w:r>
+        <w:t xml:space="preserve"> </w:t>
+      </w:r>
+      <w:r>
+        <w:t xml:space="preserve">compiling that spec can be swapped without touching a view.</w:t>
+      </w:r>
+    </w:p>
+    <w:bookmarkEnd w:id="16"/>
+    <w:bookmarkStart w:id="17" w:name="Xa773550a57bcc1f0e2e8099df718781a584a7d1"/>
+    <w:p>
+      <w:pPr>
+        <w:pStyle w:val="Heading2"/>
+      </w:pPr>
+      <w:r>
+        <w:t xml:space="preserve">6. Temporal joins — the part that is easy to get quietly wrong</w:t>
+      </w:r>
+    </w:p>
+    <w:p>
+      <w:pPr>
+        <w:pStyle w:val="FirstParagraph"/>
+      </w:pPr>
+      <w:r>
+        <w:t xml:space="preserve">Two attributes change over time, and they change in different shapes.</w:t>
+      </w:r>
+    </w:p>
+    <w:p>
+      <w:pPr>
+        <w:pStyle w:val="BodyText"/>
+      </w:pPr>
+      <w:r>
+        <w:rPr>
+          <w:b/>
+          <w:bCs/>
+        </w:rPr>
+        <w:t xml:space="preserve">Operator</w:t>
+      </w:r>
+      <w:r>
+        <w:t xml:space="preserve"> </w:t>
+      </w:r>
+      <w:r>
+        <w:t xml:space="preserve">is stored as explicit intervals:</w:t>
       </w:r>
       <w:r>
         <w:t xml:space="preserve"> </w:t>
@@ -1488,22 +1953,55 @@
         <w:rPr>
           <w:rStyle w:val="VerbatimChar"/>
         </w:rPr>
-        <w:t xml:space="preserve">ASOF JOIN</w:t>
-      </w:r>
-      <w:r>
-        <w:t xml:space="preserve">: match the most</w:t>
-      </w:r>
-      <w:r>
-        <w:t xml:space="preserve"> </w:t>
-      </w:r>
-      <w:r>
-        <w:t xml:space="preserve">recent row at or before the probe date. A correlated subquery gives the same</w:t>
-      </w:r>
-      <w:r>
-        <w:t xml:space="preserve"> </w:t>
-      </w:r>
-      <w:r>
-        <w:t xml:space="preserve">answer and is orders of magnitude slower over 17.8 M rows.</w:t>
+        <w:t xml:space="preserve">valid_from</w:t>
+      </w:r>
+      <w:r>
+        <w:t xml:space="preserve">,</w:t>
+      </w:r>
+      <w:r>
+        <w:t xml:space="preserve"> </w:t>
+      </w:r>
+      <w:r>
+        <w:rPr>
+          <w:rStyle w:val="VerbatimChar"/>
+        </w:rPr>
+        <w:t xml:space="preserve">valid_to</w:t>
+      </w:r>
+      <w:r>
+        <w:t xml:space="preserve"> </w:t>
+      </w:r>
+      <w:r>
+        <w:t xml:space="preserve">per run.</w:t>
+      </w:r>
+      <w:r>
+        <w:t xml:space="preserve"> </w:t>
+      </w:r>
+      <w:r>
+        <w:t xml:space="preserve">Matching a production month to its operator is a range predicate. The open-ended</w:t>
+      </w:r>
+      <w:r>
+        <w:t xml:space="preserve"> </w:t>
+      </w:r>
+      <w:r>
+        <w:t xml:space="preserve">run has a NULL</w:t>
+      </w:r>
+      <w:r>
+        <w:t xml:space="preserve"> </w:t>
+      </w:r>
+      <w:r>
+        <w:rPr>
+          <w:rStyle w:val="VerbatimChar"/>
+        </w:rPr>
+        <w:t xml:space="preserve">valid_to</w:t>
+      </w:r>
+      <w:r>
+        <w:t xml:space="preserve">, hence the coalesce to a far-future date — miss that</w:t>
+      </w:r>
+      <w:r>
+        <w:t xml:space="preserve"> </w:t>
+      </w:r>
+      <w:r>
+        <w:t xml:space="preserve">and every well's most recent operator silently vanishes.</w:t>
       </w:r>
     </w:p>
     <w:p>
@@ -1511,28 +2009,17 @@
         <w:pStyle w:val="BodyText"/>
       </w:pPr>
       <w:r>
-        <w:t xml:space="preserve">The guard at the end of</w:t>
-      </w:r>
-      <w:r>
-        <w:t xml:space="preserve"> </w:t>
-      </w:r>
-      <w:r>
-        <w:rPr>
-          <w:rStyle w:val="VerbatimChar"/>
-        </w:rPr>
-        <w:t xml:space="preserve">03_enrich.py</w:t>
-      </w:r>
-      <w:r>
-        <w:t xml:space="preserve"> </w:t>
-      </w:r>
-      <w:r>
-        <w:t xml:space="preserve">is worth understanding. A range join</w:t>
-      </w:r>
-      <w:r>
-        <w:t xml:space="preserve"> </w:t>
-      </w:r>
-      <w:r>
-        <w:t xml:space="preserve">whose intervals overlap silently</w:t>
+        <w:rPr>
+          <w:b/>
+          <w:bCs/>
+        </w:rPr>
+        <w:t xml:space="preserve">Well state</w:t>
+      </w:r>
+      <w:r>
+        <w:t xml:space="preserve"> </w:t>
+      </w:r>
+      <w:r>
+        <w:t xml:space="preserve">is stored only at</w:t>
       </w:r>
       <w:r>
         <w:t xml:space="preserve"> </w:t>
@@ -1542,6 +2029,87 @@
           <w:i/>
           <w:iCs/>
         </w:rPr>
+        <w:t xml:space="preserve">transitions</w:t>
+      </w:r>
+      <w:r>
+        <w:t xml:space="preserve"> </w:t>
+      </w:r>
+      <w:r>
+        <w:t xml:space="preserve">— a row exists for the month</w:t>
+      </w:r>
+      <w:r>
+        <w:t xml:space="preserve"> </w:t>
+      </w:r>
+      <w:r>
+        <w:t xml:space="preserve">something changed, and nothing in between. The state in any other month is</w:t>
+      </w:r>
+      <w:r>
+        <w:t xml:space="preserve"> </w:t>
+      </w:r>
+      <w:r>
+        <w:t xml:space="preserve">carried forward from the last change. That is an</w:t>
+      </w:r>
+      <w:r>
+        <w:t xml:space="preserve"> </w:t>
+      </w:r>
+      <w:r>
+        <w:rPr>
+          <w:rStyle w:val="VerbatimChar"/>
+        </w:rPr>
+        <w:t xml:space="preserve">ASOF JOIN</w:t>
+      </w:r>
+      <w:r>
+        <w:t xml:space="preserve">: match the most</w:t>
+      </w:r>
+      <w:r>
+        <w:t xml:space="preserve"> </w:t>
+      </w:r>
+      <w:r>
+        <w:t xml:space="preserve">recent row at or before the probe date. A correlated subquery gives the same</w:t>
+      </w:r>
+      <w:r>
+        <w:t xml:space="preserve"> </w:t>
+      </w:r>
+      <w:r>
+        <w:t xml:space="preserve">answer and is orders of magnitude slower over 17.8 M rows.</w:t>
+      </w:r>
+    </w:p>
+    <w:p>
+      <w:pPr>
+        <w:pStyle w:val="BodyText"/>
+      </w:pPr>
+      <w:r>
+        <w:t xml:space="preserve">The guard at the end of</w:t>
+      </w:r>
+      <w:r>
+        <w:t xml:space="preserve"> </w:t>
+      </w:r>
+      <w:r>
+        <w:rPr>
+          <w:rStyle w:val="VerbatimChar"/>
+        </w:rPr>
+        <w:t xml:space="preserve">03_enrich.py</w:t>
+      </w:r>
+      <w:r>
+        <w:t xml:space="preserve"> </w:t>
+      </w:r>
+      <w:r>
+        <w:t xml:space="preserve">is worth understanding. A range join</w:t>
+      </w:r>
+      <w:r>
+        <w:t xml:space="preserve"> </w:t>
+      </w:r>
+      <w:r>
+        <w:t xml:space="preserve">whose intervals overlap silently</w:t>
+      </w:r>
+      <w:r>
+        <w:t xml:space="preserve"> </w:t>
+      </w:r>
+      <w:r>
+        <w:rPr>
+          <w:i/>
+          <w:iCs/>
+        </w:rPr>
         <w:t xml:space="preserve">duplicates</w:t>
       </w:r>
       <w:r>
@@ -1569,8 +2137,8 @@
         <w:t xml:space="preserve">the entire class of error.</w:t>
       </w:r>
     </w:p>
-    <w:bookmarkEnd w:id="16"/>
-    <w:bookmarkStart w:id="17" w:name="Xeb916050975e1166df66a7d7857a20bd62068ed"/>
+    <w:bookmarkEnd w:id="17"/>
+    <w:bookmarkStart w:id="18" w:name="Xeb916050975e1166df66a7d7857a20bd62068ed"/>
     <w:p>
       <w:pPr>
         <w:pStyle w:val="Heading2"/>
@@ -1730,8 +2298,8 @@
         <w:t xml:space="preserve">tell those apart.</w:t>
       </w:r>
     </w:p>
-    <w:bookmarkEnd w:id="17"/>
-    <w:bookmarkStart w:id="18" w:name="X1222a0f7e5379a8b91758a99582b604efc84717"/>
+    <w:bookmarkEnd w:id="18"/>
+    <w:bookmarkStart w:id="19" w:name="X1222a0f7e5379a8b91758a99582b604efc84717"/>
     <w:p>
       <w:pPr>
         <w:pStyle w:val="Heading2"/>
@@ -1858,8 +2426,8 @@
         <w:t xml:space="preserve">put in at the start and expensive to retrofit.</w:t>
       </w:r>
     </w:p>
-    <w:bookmarkEnd w:id="18"/>
     <w:bookmarkEnd w:id="19"/>
+    <w:bookmarkEnd w:id="20"/>
     <w:sectPr>
       <w:footnotePr>
         <w:numRestart w:val="eachSect"/>
